--- a/backend/app/personnel/templates/dogovor_matotvetstvennost.docx
+++ b/backend/app/personnel/templates/dogovor_matotvetstvennost.docx
@@ -12,8 +12,6 @@
           <w:rFonts w:ascii="Times New Roman" w:cs="Times New Roman" w:eastAsia="Times New Roman" w:hAnsi="Times New Roman"/>
           <w:b/>
           <w:bCs/>
-          <w:i w:val="false"/>
-          <w:iCs w:val="false"/>
           <w:sz w:val="24"/>
           <w:szCs w:val="24"/>
         </w:rPr>
@@ -30,8 +28,6 @@
           <w:rFonts w:ascii="Times New Roman" w:cs="Times New Roman" w:eastAsia="Times New Roman" w:hAnsi="Times New Roman"/>
           <w:b/>
           <w:bCs/>
-          <w:i w:val="false"/>
-          <w:iCs w:val="false"/>
           <w:sz w:val="24"/>
           <w:szCs w:val="24"/>
         </w:rPr>
@@ -64,8 +60,6 @@
           <w:rFonts w:ascii="Times New Roman" w:cs="Times New Roman" w:eastAsia="Times New Roman" w:hAnsi="Times New Roman"/>
           <w:b w:val="false"/>
           <w:bCs w:val="false"/>
-          <w:i w:val="false"/>
-          <w:iCs w:val="false"/>
           <w:sz w:val="24"/>
           <w:szCs w:val="24"/>
         </w:rPr>
@@ -82,8 +76,6 @@
           <w:rFonts w:ascii="Times New Roman" w:cs="Times New Roman" w:eastAsia="Times New Roman" w:hAnsi="Times New Roman"/>
           <w:b/>
           <w:bCs/>
-          <w:i w:val="false"/>
-          <w:iCs w:val="false"/>
           <w:sz w:val="24"/>
           <w:szCs w:val="24"/>
         </w:rPr>
@@ -100,84 +92,74 @@
           <w:rFonts w:ascii="Times New Roman" w:cs="Times New Roman" w:eastAsia="Times New Roman" w:hAnsi="Times New Roman"/>
           <w:b w:val="false"/>
           <w:bCs w:val="false"/>
-          <w:i w:val="false"/>
-          <w:iCs w:val="false"/>
-          <w:sz w:val="24"/>
-          <w:szCs w:val="24"/>
-        </w:rPr>
-        <w:t xml:space="preserve">1.1. Работник принимает на себя полную материальную ответственность за необеспечение сохранности ценностей, вверенных ему Работодателем, и обязуется возместить причинённый Работодателю прямой действительный ущерб в порядке, установленном настоящим Договором и трудовым законодательством Республики Казахстан.</w:t>
-      </w:r>
-    </w:p>
-    <w:p>
-      <w:pPr>
-        <w:spacing w:after="120" w:before="0" w:line="276"/>
-        <w:jc w:val="both"/>
-      </w:pPr>
-      <w:r>
-        <w:rPr>
-          <w:rFonts w:ascii="Times New Roman" w:cs="Times New Roman" w:eastAsia="Times New Roman" w:hAnsi="Times New Roman"/>
-          <w:b w:val="false"/>
-          <w:bCs w:val="false"/>
-          <w:i w:val="false"/>
-          <w:iCs w:val="false"/>
-          <w:sz w:val="24"/>
-          <w:szCs w:val="24"/>
-        </w:rPr>
-        <w:t xml:space="preserve">1.2. Работнику вверяются следующие виды ценностей:</w:t>
-      </w:r>
-    </w:p>
-    <w:p>
-      <w:pPr>
-        <w:spacing w:after="120" w:before="0" w:line="276"/>
-        <w:jc w:val="both"/>
-      </w:pPr>
-      <w:r>
-        <w:rPr>
-          <w:rFonts w:ascii="Times New Roman" w:cs="Times New Roman" w:eastAsia="Times New Roman" w:hAnsi="Times New Roman"/>
-          <w:b w:val="false"/>
-          <w:bCs w:val="false"/>
-          <w:i w:val="false"/>
-          <w:iCs w:val="false"/>
-          <w:sz w:val="24"/>
-          <w:szCs w:val="24"/>
-        </w:rPr>
-        <w:t xml:space="preserve">{%p for v in liability.values %}— {{ v }};{%p endfor %}</w:t>
-      </w:r>
-    </w:p>
-    <w:p>
-      <w:pPr>
-        <w:spacing w:after="120" w:before="0" w:line="276"/>
-        <w:jc w:val="both"/>
-      </w:pPr>
-      <w:r>
-        <w:rPr>
-          <w:rFonts w:ascii="Times New Roman" w:cs="Times New Roman" w:eastAsia="Times New Roman" w:hAnsi="Times New Roman"/>
-          <w:b w:val="false"/>
-          <w:bCs w:val="false"/>
-          <w:i w:val="false"/>
-          <w:iCs w:val="false"/>
-          <w:sz w:val="24"/>
-          <w:szCs w:val="24"/>
-        </w:rPr>
-        <w:t xml:space="preserve">1.3. Наименование, количество и стоимость фактически вверенных ценностей определяются актом приёма-передачи (Приложение № 1 к настоящему Договору), составляемым по результатам инвентаризации на дату передачи.</w:t>
-      </w:r>
-    </w:p>
-    <w:p>
-      <w:pPr>
-        <w:spacing w:after="120" w:before="0" w:line="276"/>
-        <w:jc w:val="both"/>
-      </w:pPr>
-      <w:r>
-        <w:rPr>
-          <w:rFonts w:ascii="Times New Roman" w:cs="Times New Roman" w:eastAsia="Times New Roman" w:hAnsi="Times New Roman"/>
-          <w:b w:val="false"/>
-          <w:bCs w:val="false"/>
-          <w:i w:val="false"/>
-          <w:iCs w:val="false"/>
-          <w:sz w:val="24"/>
-          <w:szCs w:val="24"/>
-        </w:rPr>
-        <w:t xml:space="preserve">1.4. Настоящий Договор не изменяет пределов материальной ответственности Работника, установленных Трудовым кодексом Республики Казахстан, и не распространяется на имущество, не переданное Работнику по акту.</w:t>
+          <w:sz w:val="24"/>
+          <w:szCs w:val="24"/>
+        </w:rPr>
+        <w:t xml:space="preserve">1.1. Работник, занимающий должность {{ employment.position }}, выполнение обязанностей по которой непосредственно связано с хранением, обработкой, продажей (отпуском), перевозкой, применением или иным использованием переданных ему ценностей, принимает на себя полную материальную ответственность за необеспечение их сохранности и обязуется возместить Работодателю причинённый прямой действительный ущерб.</w:t>
+      </w:r>
+    </w:p>
+    <w:p>
+      <w:pPr>
+        <w:spacing w:after="120" w:before="0" w:line="276"/>
+        <w:jc w:val="both"/>
+      </w:pPr>
+      <w:r>
+        <w:rPr>
+          <w:rFonts w:ascii="Times New Roman" w:cs="Times New Roman" w:eastAsia="Times New Roman" w:hAnsi="Times New Roman"/>
+          <w:b w:val="false"/>
+          <w:bCs w:val="false"/>
+          <w:sz w:val="24"/>
+          <w:szCs w:val="24"/>
+        </w:rPr>
+        <w:t xml:space="preserve">1.2. Под вверенными ценностями в настоящем Договоре понимаются денежные средства, товарно-материальные запасы, товары, продукция, сырьё и материалы, суммы, выданные под отчёт, оборудование, инструменты, средства связи и вычислительной техники, а также иное имущество Работодателя, переданное Работнику для исполнения трудовых обязанностей.</w:t>
+      </w:r>
+    </w:p>
+    <w:p>
+      <w:pPr>
+        <w:spacing w:after="120" w:before="0" w:line="276"/>
+        <w:jc w:val="both"/>
+      </w:pPr>
+      <w:r>
+        <w:rPr>
+          <w:rFonts w:ascii="Times New Roman" w:cs="Times New Roman" w:eastAsia="Times New Roman" w:hAnsi="Times New Roman"/>
+          <w:b w:val="false"/>
+          <w:bCs w:val="false"/>
+          <w:sz w:val="24"/>
+          <w:szCs w:val="24"/>
+        </w:rPr>
+        <w:t xml:space="preserve">1.3. Конкретный состав, количество и стоимость вверенных ценностей определяются актами приёма-передачи, описями, инвентаризационными ведомостями и иными документами, подписываемыми обеими Сторонами. Указанные документы являются неотъемлемой частью настоящего Договора с даты их подписания и не требуют внесения изменений в текст Договора.</w:t>
+      </w:r>
+    </w:p>
+    <w:p>
+      <w:pPr>
+        <w:spacing w:after="120" w:before="0" w:line="276"/>
+        <w:jc w:val="both"/>
+      </w:pPr>
+      <w:r>
+        <w:rPr>
+          <w:rFonts w:ascii="Times New Roman" w:cs="Times New Roman" w:eastAsia="Times New Roman" w:hAnsi="Times New Roman"/>
+          <w:b w:val="false"/>
+          <w:bCs w:val="false"/>
+          <w:sz w:val="24"/>
+          <w:szCs w:val="24"/>
+        </w:rPr>
+        <w:t xml:space="preserve">1.4. Отдельные виды ценностей, особенности их учёта и хранения могут дополнительно определяться дополнительными соглашениями к настоящему Договору, должностной инструкцией и актами Работодателя, с которыми Работник ознакомлен под роспись.</w:t>
+      </w:r>
+    </w:p>
+    <w:p>
+      <w:pPr>
+        <w:spacing w:after="120" w:before="0" w:line="276"/>
+        <w:jc w:val="both"/>
+      </w:pPr>
+      <w:r>
+        <w:rPr>
+          <w:rFonts w:ascii="Times New Roman" w:cs="Times New Roman" w:eastAsia="Times New Roman" w:hAnsi="Times New Roman"/>
+          <w:b w:val="false"/>
+          <w:bCs w:val="false"/>
+          <w:sz w:val="24"/>
+          <w:szCs w:val="24"/>
+        </w:rPr>
+        <w:t xml:space="preserve">1.5. Настоящий Договор не изменяет пределов материальной ответственности, установленных Трудовым кодексом Республики Казахстан, и не распространяется на имущество, не переданное Работнику в установленном порядке.</w:t>
       </w:r>
     </w:p>
     <w:p>
@@ -190,8 +172,6 @@
           <w:rFonts w:ascii="Times New Roman" w:cs="Times New Roman" w:eastAsia="Times New Roman" w:hAnsi="Times New Roman"/>
           <w:b/>
           <w:bCs/>
-          <w:i w:val="false"/>
-          <w:iCs w:val="false"/>
           <w:sz w:val="24"/>
           <w:szCs w:val="24"/>
         </w:rPr>
@@ -208,8 +188,6 @@
           <w:rFonts w:ascii="Times New Roman" w:cs="Times New Roman" w:eastAsia="Times New Roman" w:hAnsi="Times New Roman"/>
           <w:b w:val="false"/>
           <w:bCs w:val="false"/>
-          <w:i w:val="false"/>
-          <w:iCs w:val="false"/>
           <w:sz w:val="24"/>
           <w:szCs w:val="24"/>
         </w:rPr>
@@ -226,8 +204,6 @@
           <w:rFonts w:ascii="Times New Roman" w:cs="Times New Roman" w:eastAsia="Times New Roman" w:hAnsi="Times New Roman"/>
           <w:b w:val="false"/>
           <w:bCs w:val="false"/>
-          <w:i w:val="false"/>
-          <w:iCs w:val="false"/>
           <w:sz w:val="24"/>
           <w:szCs w:val="24"/>
         </w:rPr>
@@ -244,8 +220,6 @@
           <w:rFonts w:ascii="Times New Roman" w:cs="Times New Roman" w:eastAsia="Times New Roman" w:hAnsi="Times New Roman"/>
           <w:b w:val="false"/>
           <w:bCs w:val="false"/>
-          <w:i w:val="false"/>
-          <w:iCs w:val="false"/>
           <w:sz w:val="24"/>
           <w:szCs w:val="24"/>
         </w:rPr>
@@ -262,8 +236,6 @@
           <w:rFonts w:ascii="Times New Roman" w:cs="Times New Roman" w:eastAsia="Times New Roman" w:hAnsi="Times New Roman"/>
           <w:b w:val="false"/>
           <w:bCs w:val="false"/>
-          <w:i w:val="false"/>
-          <w:iCs w:val="false"/>
           <w:sz w:val="24"/>
           <w:szCs w:val="24"/>
         </w:rPr>
@@ -280,8 +252,6 @@
           <w:rFonts w:ascii="Times New Roman" w:cs="Times New Roman" w:eastAsia="Times New Roman" w:hAnsi="Times New Roman"/>
           <w:b w:val="false"/>
           <w:bCs w:val="false"/>
-          <w:i w:val="false"/>
-          <w:iCs w:val="false"/>
           <w:sz w:val="24"/>
           <w:szCs w:val="24"/>
         </w:rPr>
@@ -298,44 +268,38 @@
           <w:rFonts w:ascii="Times New Roman" w:cs="Times New Roman" w:eastAsia="Times New Roman" w:hAnsi="Times New Roman"/>
           <w:b w:val="false"/>
           <w:bCs w:val="false"/>
-          <w:i w:val="false"/>
-          <w:iCs w:val="false"/>
-          <w:sz w:val="24"/>
-          <w:szCs w:val="24"/>
-        </w:rPr>
-        <w:t xml:space="preserve">{% if liability.has_cash %}2.6. Соблюдать установленный порядок ведения кассовых операций, лимит остатка наличных денег в кассе и порядок оформления первичных кассовых документов.{% endif %}</w:t>
-      </w:r>
-    </w:p>
-    <w:p>
-      <w:pPr>
-        <w:spacing w:after="120" w:before="0" w:line="276"/>
-        <w:jc w:val="both"/>
-      </w:pPr>
-      <w:r>
-        <w:rPr>
-          <w:rFonts w:ascii="Times New Roman" w:cs="Times New Roman" w:eastAsia="Times New Roman" w:hAnsi="Times New Roman"/>
-          <w:b w:val="false"/>
-          <w:bCs w:val="false"/>
-          <w:i w:val="false"/>
-          <w:iCs w:val="false"/>
-          <w:sz w:val="24"/>
-          <w:szCs w:val="24"/>
-        </w:rPr>
-        <w:t xml:space="preserve">{% if liability.has_advance %}2.7. Использовать полученные под отчёт денежные средства исключительно на цели, на которые они выданы, и представлять отчёт об их использовании с приложением подтверждающих документов в установленный Работодателем срок.{% endif %}</w:t>
-      </w:r>
-    </w:p>
-    <w:p>
-      <w:pPr>
-        <w:spacing w:after="120" w:before="0" w:line="276"/>
-        <w:jc w:val="both"/>
-      </w:pPr>
-      <w:r>
-        <w:rPr>
-          <w:rFonts w:ascii="Times New Roman" w:cs="Times New Roman" w:eastAsia="Times New Roman" w:hAnsi="Times New Roman"/>
-          <w:b w:val="false"/>
-          <w:bCs w:val="false"/>
-          <w:i w:val="false"/>
-          <w:iCs w:val="false"/>
+          <w:sz w:val="24"/>
+          <w:szCs w:val="24"/>
+        </w:rPr>
+        <w:t xml:space="preserve">2.6. Если работа Работника связана с приёмом и выдачей наличных денег — соблюдать установленный порядок ведения кассовых операций, лимит остатка наличных денег в кассе и порядок оформления первичных кассовых документов.</w:t>
+      </w:r>
+    </w:p>
+    <w:p>
+      <w:pPr>
+        <w:spacing w:after="120" w:before="0" w:line="276"/>
+        <w:jc w:val="both"/>
+      </w:pPr>
+      <w:r>
+        <w:rPr>
+          <w:rFonts w:ascii="Times New Roman" w:cs="Times New Roman" w:eastAsia="Times New Roman" w:hAnsi="Times New Roman"/>
+          <w:b w:val="false"/>
+          <w:bCs w:val="false"/>
+          <w:sz w:val="24"/>
+          <w:szCs w:val="24"/>
+        </w:rPr>
+        <w:t xml:space="preserve">2.7. Если Работнику выдаются денежные средства под отчёт — использовать их исключительно на цели, на которые они выданы, и представлять отчёт об их использовании с приложением подтверждающих документов в установленный Работодателем срок.</w:t>
+      </w:r>
+    </w:p>
+    <w:p>
+      <w:pPr>
+        <w:spacing w:after="120" w:before="0" w:line="276"/>
+        <w:jc w:val="both"/>
+      </w:pPr>
+      <w:r>
+        <w:rPr>
+          <w:rFonts w:ascii="Times New Roman" w:cs="Times New Roman" w:eastAsia="Times New Roman" w:hAnsi="Times New Roman"/>
+          <w:b w:val="false"/>
+          <w:bCs w:val="false"/>
           <w:sz w:val="24"/>
           <w:szCs w:val="24"/>
         </w:rPr>
@@ -352,8 +316,6 @@
           <w:rFonts w:ascii="Times New Roman" w:cs="Times New Roman" w:eastAsia="Times New Roman" w:hAnsi="Times New Roman"/>
           <w:b/>
           <w:bCs/>
-          <w:i w:val="false"/>
-          <w:iCs w:val="false"/>
           <w:sz w:val="24"/>
           <w:szCs w:val="24"/>
         </w:rPr>
@@ -370,8 +332,6 @@
           <w:rFonts w:ascii="Times New Roman" w:cs="Times New Roman" w:eastAsia="Times New Roman" w:hAnsi="Times New Roman"/>
           <w:b w:val="false"/>
           <w:bCs w:val="false"/>
-          <w:i w:val="false"/>
-          <w:iCs w:val="false"/>
           <w:sz w:val="24"/>
           <w:szCs w:val="24"/>
         </w:rPr>
@@ -388,8 +348,6 @@
           <w:rFonts w:ascii="Times New Roman" w:cs="Times New Roman" w:eastAsia="Times New Roman" w:hAnsi="Times New Roman"/>
           <w:b w:val="false"/>
           <w:bCs w:val="false"/>
-          <w:i w:val="false"/>
-          <w:iCs w:val="false"/>
           <w:sz w:val="24"/>
           <w:szCs w:val="24"/>
         </w:rPr>
@@ -406,8 +364,6 @@
           <w:rFonts w:ascii="Times New Roman" w:cs="Times New Roman" w:eastAsia="Times New Roman" w:hAnsi="Times New Roman"/>
           <w:b w:val="false"/>
           <w:bCs w:val="false"/>
-          <w:i w:val="false"/>
-          <w:iCs w:val="false"/>
           <w:sz w:val="24"/>
           <w:szCs w:val="24"/>
         </w:rPr>
@@ -424,8 +380,6 @@
           <w:rFonts w:ascii="Times New Roman" w:cs="Times New Roman" w:eastAsia="Times New Roman" w:hAnsi="Times New Roman"/>
           <w:b w:val="false"/>
           <w:bCs w:val="false"/>
-          <w:i w:val="false"/>
-          <w:iCs w:val="false"/>
           <w:sz w:val="24"/>
           <w:szCs w:val="24"/>
         </w:rPr>
@@ -442,8 +396,6 @@
           <w:rFonts w:ascii="Times New Roman" w:cs="Times New Roman" w:eastAsia="Times New Roman" w:hAnsi="Times New Roman"/>
           <w:b/>
           <w:bCs/>
-          <w:i w:val="false"/>
-          <w:iCs w:val="false"/>
           <w:sz w:val="24"/>
           <w:szCs w:val="24"/>
         </w:rPr>
@@ -460,8 +412,6 @@
           <w:rFonts w:ascii="Times New Roman" w:cs="Times New Roman" w:eastAsia="Times New Roman" w:hAnsi="Times New Roman"/>
           <w:b w:val="false"/>
           <w:bCs w:val="false"/>
-          <w:i w:val="false"/>
-          <w:iCs w:val="false"/>
           <w:sz w:val="24"/>
           <w:szCs w:val="24"/>
         </w:rPr>
@@ -478,8 +428,6 @@
           <w:rFonts w:ascii="Times New Roman" w:cs="Times New Roman" w:eastAsia="Times New Roman" w:hAnsi="Times New Roman"/>
           <w:b w:val="false"/>
           <w:bCs w:val="false"/>
-          <w:i w:val="false"/>
-          <w:iCs w:val="false"/>
           <w:sz w:val="24"/>
           <w:szCs w:val="24"/>
         </w:rPr>
@@ -496,26 +444,22 @@
           <w:rFonts w:ascii="Times New Roman" w:cs="Times New Roman" w:eastAsia="Times New Roman" w:hAnsi="Times New Roman"/>
           <w:b w:val="false"/>
           <w:bCs w:val="false"/>
-          <w:i w:val="false"/>
-          <w:iCs w:val="false"/>
-          <w:sz w:val="24"/>
-          <w:szCs w:val="24"/>
-        </w:rPr>
-        <w:t xml:space="preserve">4.3. Возмещение ущерба производится Работником добровольно. Удержание суммы ущерба из заработной платы Работника производится на основании акта Работодателя и при наличии письменного согласия Работника, в пределах размера удержаний, установленного статьёй 115 Трудового кодекса Республики Казахстан.</w:t>
-      </w:r>
-    </w:p>
-    <w:p>
-      <w:pPr>
-        <w:spacing w:after="120" w:before="0" w:line="276"/>
-        <w:jc w:val="both"/>
-      </w:pPr>
-      <w:r>
-        <w:rPr>
-          <w:rFonts w:ascii="Times New Roman" w:cs="Times New Roman" w:eastAsia="Times New Roman" w:hAnsi="Times New Roman"/>
-          <w:b w:val="false"/>
-          <w:bCs w:val="false"/>
-          <w:i w:val="false"/>
-          <w:iCs w:val="false"/>
+          <w:sz w:val="24"/>
+          <w:szCs w:val="24"/>
+        </w:rPr>
+        <w:t xml:space="preserve">4.3. Возмещение ущерба производится Работником добровольно. Удержание суммы ущерба из заработной платы производится на основании акта Работодателя и при наличии письменного согласия Работника, в пределах размера удержаний, установленного статьёй 115 Трудового кодекса Республики Казахстан.</w:t>
+      </w:r>
+    </w:p>
+    <w:p>
+      <w:pPr>
+        <w:spacing w:after="120" w:before="0" w:line="276"/>
+        <w:jc w:val="both"/>
+      </w:pPr>
+      <w:r>
+        <w:rPr>
+          <w:rFonts w:ascii="Times New Roman" w:cs="Times New Roman" w:eastAsia="Times New Roman" w:hAnsi="Times New Roman"/>
+          <w:b w:val="false"/>
+          <w:bCs w:val="false"/>
           <w:sz w:val="24"/>
           <w:szCs w:val="24"/>
         </w:rPr>
@@ -532,8 +476,6 @@
           <w:rFonts w:ascii="Times New Roman" w:cs="Times New Roman" w:eastAsia="Times New Roman" w:hAnsi="Times New Roman"/>
           <w:b/>
           <w:bCs/>
-          <w:i w:val="false"/>
-          <w:iCs w:val="false"/>
           <w:sz w:val="24"/>
           <w:szCs w:val="24"/>
         </w:rPr>
@@ -550,26 +492,22 @@
           <w:rFonts w:ascii="Times New Roman" w:cs="Times New Roman" w:eastAsia="Times New Roman" w:hAnsi="Times New Roman"/>
           <w:b w:val="false"/>
           <w:bCs w:val="false"/>
-          <w:i w:val="false"/>
-          <w:iCs w:val="false"/>
-          <w:sz w:val="24"/>
-          <w:szCs w:val="24"/>
-        </w:rPr>
-        <w:t xml:space="preserve">5.1. Настоящий Договор вступает в силу с даты его подписания и действует в течение всего периода работы Работника с вверенными ему ценностями.</w:t>
-      </w:r>
-    </w:p>
-    <w:p>
-      <w:pPr>
-        <w:spacing w:after="120" w:before="0" w:line="276"/>
-        <w:jc w:val="both"/>
-      </w:pPr>
-      <w:r>
-        <w:rPr>
-          <w:rFonts w:ascii="Times New Roman" w:cs="Times New Roman" w:eastAsia="Times New Roman" w:hAnsi="Times New Roman"/>
-          <w:b w:val="false"/>
-          <w:bCs w:val="false"/>
-          <w:i w:val="false"/>
-          <w:iCs w:val="false"/>
+          <w:sz w:val="24"/>
+          <w:szCs w:val="24"/>
+        </w:rPr>
+        <w:t xml:space="preserve">5.1. Договор вступает в силу с даты подписания и действует в течение всего периода работы Работника с вверенными ему ценностями.</w:t>
+      </w:r>
+    </w:p>
+    <w:p>
+      <w:pPr>
+        <w:spacing w:after="120" w:before="0" w:line="276"/>
+        <w:jc w:val="both"/>
+      </w:pPr>
+      <w:r>
+        <w:rPr>
+          <w:rFonts w:ascii="Times New Roman" w:cs="Times New Roman" w:eastAsia="Times New Roman" w:hAnsi="Times New Roman"/>
+          <w:b w:val="false"/>
+          <w:bCs w:val="false"/>
           <w:sz w:val="24"/>
           <w:szCs w:val="24"/>
         </w:rPr>
@@ -586,30 +524,10 @@
           <w:rFonts w:ascii="Times New Roman" w:cs="Times New Roman" w:eastAsia="Times New Roman" w:hAnsi="Times New Roman"/>
           <w:b w:val="false"/>
           <w:bCs w:val="false"/>
-          <w:i w:val="false"/>
-          <w:iCs w:val="false"/>
-          <w:sz w:val="24"/>
-          <w:szCs w:val="24"/>
-        </w:rPr>
-        <w:t xml:space="preserve">5.3. Все изменения и дополнения к Договору оформляются письменно и подписываются обеими Сторонами.</w:t>
-      </w:r>
-    </w:p>
-    <w:p>
-      <w:pPr>
-        <w:spacing w:after="120" w:before="0" w:line="276"/>
-        <w:jc w:val="both"/>
-      </w:pPr>
-      <w:r>
-        <w:rPr>
-          <w:rFonts w:ascii="Times New Roman" w:cs="Times New Roman" w:eastAsia="Times New Roman" w:hAnsi="Times New Roman"/>
-          <w:b w:val="false"/>
-          <w:bCs w:val="false"/>
-          <w:i w:val="false"/>
-          <w:iCs w:val="false"/>
-          <w:sz w:val="24"/>
-          <w:szCs w:val="24"/>
-        </w:rPr>
-        <w:t xml:space="preserve">5.4. Приложение № 1 (акт приёма-передачи вверенных ценностей) является неотъемлемой частью настоящего Договора.</w:t>
+          <w:sz w:val="24"/>
+          <w:szCs w:val="24"/>
+        </w:rPr>
+        <w:t xml:space="preserve">5.3. Все изменения и дополнения оформляются письменно и подписываются обеими Сторонами.</w:t>
       </w:r>
     </w:p>
     <w:p>
@@ -622,12 +540,10 @@
           <w:rFonts w:ascii="Times New Roman" w:cs="Times New Roman" w:eastAsia="Times New Roman" w:hAnsi="Times New Roman"/>
           <w:b w:val="false"/>
           <w:bCs w:val="false"/>
-          <w:i w:val="false"/>
-          <w:iCs w:val="false"/>
-          <w:sz w:val="24"/>
-          <w:szCs w:val="24"/>
-        </w:rPr>
-        <w:t xml:space="preserve">5.5. Договор составлен в двух экземплярах, имеющих одинаковую юридическую силу, по одному для каждой из Сторон.</w:t>
+          <w:sz w:val="24"/>
+          <w:szCs w:val="24"/>
+        </w:rPr>
+        <w:t xml:space="preserve">5.4. Договор составлен в двух экземплярах, имеющих одинаковую юридическую силу, по одному для каждой из Сторон.</w:t>
       </w:r>
     </w:p>
     <w:p>
@@ -640,8 +556,6 @@
           <w:rFonts w:ascii="Times New Roman" w:cs="Times New Roman" w:eastAsia="Times New Roman" w:hAnsi="Times New Roman"/>
           <w:b/>
           <w:bCs/>
-          <w:i w:val="false"/>
-          <w:iCs w:val="false"/>
           <w:sz w:val="24"/>
           <w:szCs w:val="24"/>
         </w:rPr>
@@ -668,7 +582,7 @@
         <w:tc>
           <w:tcPr>
             <w:tcW w:type="dxa" w:w="4677"/>
-            <w:vAlign w:val="center"/>
+            <w:vAlign w:val="top"/>
           </w:tcPr>
           <w:p>
             <w:pPr>
@@ -678,8 +592,8 @@
             <w:r>
               <w:rPr>
                 <w:rFonts w:ascii="Times New Roman" w:cs="Times New Roman" w:eastAsia="Times New Roman" w:hAnsi="Times New Roman"/>
-                <w:b w:val="false"/>
-                <w:bCs w:val="false"/>
+                <w:b/>
+                <w:bCs/>
                 <w:sz w:val="24"/>
                 <w:szCs w:val="24"/>
               </w:rPr>
@@ -690,7 +604,7 @@
         <w:tc>
           <w:tcPr>
             <w:tcW w:type="dxa" w:w="4678"/>
-            <w:vAlign w:val="center"/>
+            <w:vAlign w:val="top"/>
           </w:tcPr>
           <w:p>
             <w:pPr>
@@ -700,8 +614,8 @@
             <w:r>
               <w:rPr>
                 <w:rFonts w:ascii="Times New Roman" w:cs="Times New Roman" w:eastAsia="Times New Roman" w:hAnsi="Times New Roman"/>
-                <w:b w:val="false"/>
-                <w:bCs w:val="false"/>
+                <w:b/>
+                <w:bCs/>
                 <w:sz w:val="24"/>
                 <w:szCs w:val="24"/>
               </w:rPr>
@@ -714,7 +628,7 @@
         <w:tc>
           <w:tcPr>
             <w:tcW w:type="dxa" w:w="4677"/>
-            <w:vAlign w:val="center"/>
+            <w:vAlign w:val="top"/>
           </w:tcPr>
           <w:p>
             <w:pPr>
@@ -848,7 +762,7 @@
         <w:tc>
           <w:tcPr>
             <w:tcW w:type="dxa" w:w="4678"/>
-            <w:vAlign w:val="center"/>
+            <w:vAlign w:val="top"/>
           </w:tcPr>
           <w:p>
             <w:pPr>
@@ -950,705 +864,21 @@
       </w:tr>
     </w:tbl>
     <w:p>
-      <w:r>
-        <w:br w:type="page"/>
-      </w:r>
-    </w:p>
-    <w:p>
-      <w:pPr>
-        <w:spacing w:after="0" w:before="0" w:line="276"/>
-        <w:jc w:val="right"/>
-      </w:pPr>
-      <w:r>
-        <w:rPr>
-          <w:rFonts w:ascii="Times New Roman" w:cs="Times New Roman" w:eastAsia="Times New Roman" w:hAnsi="Times New Roman"/>
-          <w:b/>
-          <w:bCs/>
-          <w:i w:val="false"/>
-          <w:iCs w:val="false"/>
-          <w:sz w:val="24"/>
-          <w:szCs w:val="24"/>
-        </w:rPr>
-        <w:t xml:space="preserve">Приложение № 1</w:t>
-      </w:r>
-    </w:p>
-    <w:p>
-      <w:pPr>
-        <w:spacing w:after="0" w:before="0" w:line="276"/>
-        <w:jc w:val="right"/>
-      </w:pPr>
-      <w:r>
-        <w:rPr>
-          <w:rFonts w:ascii="Times New Roman" w:cs="Times New Roman" w:eastAsia="Times New Roman" w:hAnsi="Times New Roman"/>
-          <w:b w:val="false"/>
-          <w:bCs w:val="false"/>
-          <w:i w:val="false"/>
-          <w:iCs w:val="false"/>
-          <w:sz w:val="20"/>
-          <w:szCs w:val="20"/>
-        </w:rPr>
-        <w:t xml:space="preserve">к Договору о полной индивидуальной материальной</w:t>
-      </w:r>
-    </w:p>
-    <w:p>
-      <w:pPr>
-        <w:spacing w:after="240" w:before="0" w:line="276"/>
-        <w:jc w:val="right"/>
-      </w:pPr>
-      <w:r>
-        <w:rPr>
-          <w:rFonts w:ascii="Times New Roman" w:cs="Times New Roman" w:eastAsia="Times New Roman" w:hAnsi="Times New Roman"/>
-          <w:b w:val="false"/>
-          <w:bCs w:val="false"/>
-          <w:i w:val="false"/>
-          <w:iCs w:val="false"/>
-          <w:sz w:val="20"/>
-          <w:szCs w:val="20"/>
-        </w:rPr>
-        <w:t xml:space="preserve">ответственности № {{ liability.number }} от {{ liability.date_short }}</w:t>
-      </w:r>
-    </w:p>
-    <w:p>
-      <w:pPr>
-        <w:spacing w:after="60" w:before="0" w:line="276"/>
-        <w:jc w:val="center"/>
-      </w:pPr>
-      <w:r>
-        <w:rPr>
-          <w:rFonts w:ascii="Times New Roman" w:cs="Times New Roman" w:eastAsia="Times New Roman" w:hAnsi="Times New Roman"/>
-          <w:b/>
-          <w:bCs/>
-          <w:i w:val="false"/>
-          <w:iCs w:val="false"/>
-          <w:sz w:val="24"/>
-          <w:szCs w:val="24"/>
-        </w:rPr>
-        <w:t xml:space="preserve">АКТ</w:t>
-      </w:r>
-    </w:p>
-    <w:p>
-      <w:pPr>
-        <w:spacing w:after="200" w:before="0" w:line="276"/>
-        <w:jc w:val="center"/>
-      </w:pPr>
-      <w:r>
-        <w:rPr>
-          <w:rFonts w:ascii="Times New Roman" w:cs="Times New Roman" w:eastAsia="Times New Roman" w:hAnsi="Times New Roman"/>
-          <w:b/>
-          <w:bCs/>
-          <w:i w:val="false"/>
-          <w:iCs w:val="false"/>
-          <w:sz w:val="24"/>
-          <w:szCs w:val="24"/>
-        </w:rPr>
-        <w:t xml:space="preserve">приёма-передачи вверенных материальных ценностей</w:t>
-      </w:r>
-    </w:p>
-    <w:p>
-      <w:pPr>
-        <w:tabs>
-          <w:tab w:val="right" w:pos="9026"/>
-        </w:tabs>
-        <w:spacing w:after="240" w:line="276"/>
-      </w:pPr>
-      <w:r>
-        <w:rPr>
-          <w:rFonts w:ascii="Times New Roman" w:cs="Times New Roman" w:eastAsia="Times New Roman" w:hAnsi="Times New Roman"/>
-          <w:sz w:val="24"/>
-          <w:szCs w:val="24"/>
-        </w:rPr>
-        <w:t xml:space="preserve">г. {{ company.city }}	{{ inventory_act.date_words }}</w:t>
-      </w:r>
-    </w:p>
-    <w:p>
-      <w:pPr>
-        <w:spacing w:after="200" w:before="0" w:line="276"/>
-        <w:jc w:val="both"/>
-      </w:pPr>
-      <w:r>
-        <w:rPr>
-          <w:rFonts w:ascii="Times New Roman" w:cs="Times New Roman" w:eastAsia="Times New Roman" w:hAnsi="Times New Roman"/>
-          <w:b w:val="false"/>
-          <w:bCs w:val="false"/>
-          <w:i w:val="false"/>
-          <w:iCs w:val="false"/>
-          <w:sz w:val="24"/>
-          <w:szCs w:val="24"/>
-        </w:rPr>
-        <w:t xml:space="preserve">По результатам инвентаризации, проведённой {{ inventory_act.date_words }}, Работодатель передал, а Работник {{ employee.fio_full }} (ИИН {{ employee.iin }}), занимающий(-ая) должность {{ employment.position }}, принял(-а) под полную индивидуальную материальную ответственность следующие ценности:</w:t>
-      </w:r>
-    </w:p>
-    <w:tbl>
-      <w:tblPr>
-        <w:tblW w:type="dxa" w:w="9355"/>
-        <w:tblBorders>
-          <w:top w:val="single" w:color="auto" w:sz="4"/>
-          <w:left w:val="single" w:color="auto" w:sz="4"/>
-          <w:bottom w:val="single" w:color="auto" w:sz="4"/>
-          <w:right w:val="single" w:color="auto" w:sz="4"/>
-          <w:insideH w:val="single" w:color="auto" w:sz="4"/>
-          <w:insideV w:val="single" w:color="auto" w:sz="4"/>
-        </w:tblBorders>
-      </w:tblPr>
-      <w:tblGrid>
-        <w:gridCol w:w="600"/>
-        <w:gridCol w:w="3300"/>
-        <w:gridCol w:w="900"/>
-        <w:gridCol w:w="1200"/>
-        <w:gridCol w:w="1700"/>
-        <w:gridCol w:w="1655"/>
-      </w:tblGrid>
-      <w:tr>
-        <w:trPr>
-          <w:tblHeader/>
-        </w:trPr>
-        <w:tc>
-          <w:tcPr>
-            <w:tcW w:type="dxa" w:w="600"/>
-            <w:shd w:fill="EEEEEE" w:val="clear"/>
-            <w:vAlign w:val="center"/>
-          </w:tcPr>
-          <w:p>
-            <w:pPr>
-              <w:spacing w:after="40" w:before="40"/>
-              <w:jc w:val="center"/>
-            </w:pPr>
-            <w:r>
-              <w:rPr>
-                <w:rFonts w:ascii="Times New Roman" w:cs="Times New Roman" w:eastAsia="Times New Roman" w:hAnsi="Times New Roman"/>
-                <w:b/>
-                <w:bCs/>
-                <w:sz w:val="20"/>
-                <w:szCs w:val="20"/>
-              </w:rPr>
-              <w:t xml:space="preserve">№</w:t>
-            </w:r>
-          </w:p>
-        </w:tc>
-        <w:tc>
-          <w:tcPr>
-            <w:tcW w:type="dxa" w:w="3300"/>
-            <w:shd w:fill="EEEEEE" w:val="clear"/>
-            <w:vAlign w:val="center"/>
-          </w:tcPr>
-          <w:p>
-            <w:pPr>
-              <w:spacing w:after="40" w:before="40"/>
-              <w:jc w:val="center"/>
-            </w:pPr>
-            <w:r>
-              <w:rPr>
-                <w:rFonts w:ascii="Times New Roman" w:cs="Times New Roman" w:eastAsia="Times New Roman" w:hAnsi="Times New Roman"/>
-                <w:b/>
-                <w:bCs/>
-                <w:sz w:val="20"/>
-                <w:szCs w:val="20"/>
-              </w:rPr>
-              <w:t xml:space="preserve">Наименование ценностей</w:t>
-            </w:r>
-          </w:p>
-        </w:tc>
-        <w:tc>
-          <w:tcPr>
-            <w:tcW w:type="dxa" w:w="900"/>
-            <w:shd w:fill="EEEEEE" w:val="clear"/>
-            <w:vAlign w:val="center"/>
-          </w:tcPr>
-          <w:p>
-            <w:pPr>
-              <w:spacing w:after="40" w:before="40"/>
-              <w:jc w:val="center"/>
-            </w:pPr>
-            <w:r>
-              <w:rPr>
-                <w:rFonts w:ascii="Times New Roman" w:cs="Times New Roman" w:eastAsia="Times New Roman" w:hAnsi="Times New Roman"/>
-                <w:b/>
-                <w:bCs/>
-                <w:sz w:val="20"/>
-                <w:szCs w:val="20"/>
-              </w:rPr>
-              <w:t xml:space="preserve">Ед. изм.</w:t>
-            </w:r>
-          </w:p>
-        </w:tc>
-        <w:tc>
-          <w:tcPr>
-            <w:tcW w:type="dxa" w:w="1200"/>
-            <w:shd w:fill="EEEEEE" w:val="clear"/>
-            <w:vAlign w:val="center"/>
-          </w:tcPr>
-          <w:p>
-            <w:pPr>
-              <w:spacing w:after="40" w:before="40"/>
-              <w:jc w:val="center"/>
-            </w:pPr>
-            <w:r>
-              <w:rPr>
-                <w:rFonts w:ascii="Times New Roman" w:cs="Times New Roman" w:eastAsia="Times New Roman" w:hAnsi="Times New Roman"/>
-                <w:b/>
-                <w:bCs/>
-                <w:sz w:val="20"/>
-                <w:szCs w:val="20"/>
-              </w:rPr>
-              <w:t xml:space="preserve">Кол-во</w:t>
-            </w:r>
-          </w:p>
-        </w:tc>
-        <w:tc>
-          <w:tcPr>
-            <w:tcW w:type="dxa" w:w="1700"/>
-            <w:shd w:fill="EEEEEE" w:val="clear"/>
-            <w:vAlign w:val="center"/>
-          </w:tcPr>
-          <w:p>
-            <w:pPr>
-              <w:spacing w:after="40" w:before="40"/>
-              <w:jc w:val="center"/>
-            </w:pPr>
-            <w:r>
-              <w:rPr>
-                <w:rFonts w:ascii="Times New Roman" w:cs="Times New Roman" w:eastAsia="Times New Roman" w:hAnsi="Times New Roman"/>
-                <w:b/>
-                <w:bCs/>
-                <w:sz w:val="20"/>
-                <w:szCs w:val="20"/>
-              </w:rPr>
-              <w:t xml:space="preserve">Стоимость, ₸</w:t>
-            </w:r>
-          </w:p>
-        </w:tc>
-        <w:tc>
-          <w:tcPr>
-            <w:tcW w:type="dxa" w:w="1655"/>
-            <w:shd w:fill="EEEEEE" w:val="clear"/>
-            <w:vAlign w:val="center"/>
-          </w:tcPr>
-          <w:p>
-            <w:pPr>
-              <w:spacing w:after="40" w:before="40"/>
-              <w:jc w:val="center"/>
-            </w:pPr>
-            <w:r>
-              <w:rPr>
-                <w:rFonts w:ascii="Times New Roman" w:cs="Times New Roman" w:eastAsia="Times New Roman" w:hAnsi="Times New Roman"/>
-                <w:b/>
-                <w:bCs/>
-                <w:sz w:val="20"/>
-                <w:szCs w:val="20"/>
-              </w:rPr>
-              <w:t xml:space="preserve">Примечание</w:t>
-            </w:r>
-          </w:p>
-        </w:tc>
-      </w:tr>
-      <w:tr>
-        <w:tc>
-          <w:tcPr>
-            <w:tcW w:type="dxa" w:w="600"/>
-            <w:vAlign w:val="center"/>
-          </w:tcPr>
-          <w:p>
-            <w:pPr>
-              <w:spacing w:after="40" w:before="40"/>
-              <w:jc w:val="center"/>
-            </w:pPr>
-            <w:r>
-              <w:rPr>
-                <w:rFonts w:ascii="Times New Roman" w:cs="Times New Roman" w:eastAsia="Times New Roman" w:hAnsi="Times New Roman"/>
-                <w:b w:val="false"/>
-                <w:bCs w:val="false"/>
-                <w:sz w:val="20"/>
-                <w:szCs w:val="20"/>
-              </w:rPr>
-              <w:t xml:space="preserve">{%tr for it in inventory %}{{ loop.index }}</w:t>
-            </w:r>
-          </w:p>
-        </w:tc>
-        <w:tc>
-          <w:tcPr>
-            <w:tcW w:type="dxa" w:w="3300"/>
-            <w:vAlign w:val="center"/>
-          </w:tcPr>
-          <w:p>
-            <w:pPr>
-              <w:spacing w:after="40" w:before="40"/>
-              <w:jc w:val="left"/>
-            </w:pPr>
-            <w:r>
-              <w:rPr>
-                <w:rFonts w:ascii="Times New Roman" w:cs="Times New Roman" w:eastAsia="Times New Roman" w:hAnsi="Times New Roman"/>
-                <w:b w:val="false"/>
-                <w:bCs w:val="false"/>
-                <w:sz w:val="20"/>
-                <w:szCs w:val="20"/>
-              </w:rPr>
-              <w:t xml:space="preserve">{{ it.name }}</w:t>
-            </w:r>
-          </w:p>
-        </w:tc>
-        <w:tc>
-          <w:tcPr>
-            <w:tcW w:type="dxa" w:w="900"/>
-            <w:vAlign w:val="center"/>
-          </w:tcPr>
-          <w:p>
-            <w:pPr>
-              <w:spacing w:after="40" w:before="40"/>
-              <w:jc w:val="center"/>
-            </w:pPr>
-            <w:r>
-              <w:rPr>
-                <w:rFonts w:ascii="Times New Roman" w:cs="Times New Roman" w:eastAsia="Times New Roman" w:hAnsi="Times New Roman"/>
-                <w:b w:val="false"/>
-                <w:bCs w:val="false"/>
-                <w:sz w:val="20"/>
-                <w:szCs w:val="20"/>
-              </w:rPr>
-              <w:t xml:space="preserve">{{ it.unit }}</w:t>
-            </w:r>
-          </w:p>
-        </w:tc>
-        <w:tc>
-          <w:tcPr>
-            <w:tcW w:type="dxa" w:w="1200"/>
-            <w:vAlign w:val="center"/>
-          </w:tcPr>
-          <w:p>
-            <w:pPr>
-              <w:spacing w:after="40" w:before="40"/>
-              <w:jc w:val="center"/>
-            </w:pPr>
-            <w:r>
-              <w:rPr>
-                <w:rFonts w:ascii="Times New Roman" w:cs="Times New Roman" w:eastAsia="Times New Roman" w:hAnsi="Times New Roman"/>
-                <w:b w:val="false"/>
-                <w:bCs w:val="false"/>
-                <w:sz w:val="20"/>
-                <w:szCs w:val="20"/>
-              </w:rPr>
-              <w:t xml:space="preserve">{{ it.qty }}</w:t>
-            </w:r>
-          </w:p>
-        </w:tc>
-        <w:tc>
-          <w:tcPr>
-            <w:tcW w:type="dxa" w:w="1700"/>
-            <w:vAlign w:val="center"/>
-          </w:tcPr>
-          <w:p>
-            <w:pPr>
-              <w:spacing w:after="40" w:before="40"/>
-              <w:jc w:val="right"/>
-            </w:pPr>
-            <w:r>
-              <w:rPr>
-                <w:rFonts w:ascii="Times New Roman" w:cs="Times New Roman" w:eastAsia="Times New Roman" w:hAnsi="Times New Roman"/>
-                <w:b w:val="false"/>
-                <w:bCs w:val="false"/>
-                <w:sz w:val="20"/>
-                <w:szCs w:val="20"/>
-              </w:rPr>
-              <w:t xml:space="preserve">{{ it.price }}</w:t>
-            </w:r>
-          </w:p>
-        </w:tc>
-        <w:tc>
-          <w:tcPr>
-            <w:tcW w:type="dxa" w:w="1655"/>
-            <w:vAlign w:val="center"/>
-          </w:tcPr>
-          <w:p>
-            <w:pPr>
-              <w:spacing w:after="40" w:before="40"/>
-              <w:jc w:val="left"/>
-            </w:pPr>
-            <w:r>
-              <w:rPr>
-                <w:rFonts w:ascii="Times New Roman" w:cs="Times New Roman" w:eastAsia="Times New Roman" w:hAnsi="Times New Roman"/>
-                <w:b w:val="false"/>
-                <w:bCs w:val="false"/>
-                <w:sz w:val="20"/>
-                <w:szCs w:val="20"/>
-              </w:rPr>
-              <w:t xml:space="preserve">{{ it.note }}{%tr endfor %}</w:t>
-            </w:r>
-          </w:p>
-        </w:tc>
-      </w:tr>
-    </w:tbl>
-    <w:p>
-      <w:pPr>
-        <w:spacing w:after="200" w:before="200" w:line="276"/>
-        <w:jc w:val="both"/>
-      </w:pPr>
-      <w:r>
-        <w:rPr>
-          <w:rFonts w:ascii="Times New Roman" w:cs="Times New Roman" w:eastAsia="Times New Roman" w:hAnsi="Times New Roman"/>
-          <w:b w:val="false"/>
-          <w:bCs w:val="false"/>
-          <w:i w:val="false"/>
-          <w:iCs w:val="false"/>
-          <w:sz w:val="24"/>
-          <w:szCs w:val="24"/>
-        </w:rPr>
-        <w:t xml:space="preserve">Итого принято на общую сумму {{ inventory_act.total_figures }} ({{ inventory_act.total_words }}) тенге.</w:t>
-      </w:r>
-    </w:p>
-    <w:p>
-      <w:pPr>
-        <w:spacing w:after="360" w:before="0" w:line="276"/>
-        <w:jc w:val="both"/>
-      </w:pPr>
-      <w:r>
-        <w:rPr>
-          <w:rFonts w:ascii="Times New Roman" w:cs="Times New Roman" w:eastAsia="Times New Roman" w:hAnsi="Times New Roman"/>
-          <w:b w:val="false"/>
-          <w:bCs w:val="false"/>
-          <w:i w:val="false"/>
-          <w:iCs w:val="false"/>
-          <w:sz w:val="24"/>
-          <w:szCs w:val="24"/>
-        </w:rPr>
-        <w:t xml:space="preserve">Ценности осмотрены, претензий по количеству, комплектности и состоянию не имеется. Условия хранения проверены и признаны достаточными для обеспечения сохранности принятых ценностей.</w:t>
-      </w:r>
-    </w:p>
-    <w:tbl>
-      <w:tblPr>
-        <w:tblW w:type="dxa" w:w="9355"/>
-        <w:tblBorders>
-          <w:top w:val="single" w:color="auto" w:sz="4"/>
-          <w:left w:val="single" w:color="auto" w:sz="4"/>
-          <w:bottom w:val="single" w:color="auto" w:sz="4"/>
-          <w:right w:val="single" w:color="auto" w:sz="4"/>
-          <w:insideH w:val="single" w:color="auto" w:sz="4"/>
-          <w:insideV w:val="single" w:color="auto" w:sz="4"/>
-        </w:tblBorders>
-      </w:tblPr>
-      <w:tblGrid>
-        <w:gridCol w:w="4677"/>
-        <w:gridCol w:w="4678"/>
-      </w:tblGrid>
-      <w:tr>
-        <w:tc>
-          <w:tcPr>
-            <w:tcW w:type="dxa" w:w="4677"/>
-            <w:vAlign w:val="center"/>
-          </w:tcPr>
-          <w:p>
-            <w:pPr>
-              <w:spacing w:after="40" w:before="40"/>
-              <w:jc w:val="left"/>
-            </w:pPr>
-            <w:r>
-              <w:rPr>
-                <w:rFonts w:ascii="Times New Roman" w:cs="Times New Roman" w:eastAsia="Times New Roman" w:hAnsi="Times New Roman"/>
-                <w:b w:val="false"/>
-                <w:bCs w:val="false"/>
-                <w:sz w:val="24"/>
-                <w:szCs w:val="24"/>
-              </w:rPr>
-              <w:t xml:space="preserve">Передал:</w:t>
-            </w:r>
-          </w:p>
-        </w:tc>
-        <w:tc>
-          <w:tcPr>
-            <w:tcW w:type="dxa" w:w="4678"/>
-            <w:vAlign w:val="center"/>
-          </w:tcPr>
-          <w:p>
-            <w:pPr>
-              <w:spacing w:after="40" w:before="40"/>
-              <w:jc w:val="left"/>
-            </w:pPr>
-            <w:r>
-              <w:rPr>
-                <w:rFonts w:ascii="Times New Roman" w:cs="Times New Roman" w:eastAsia="Times New Roman" w:hAnsi="Times New Roman"/>
-                <w:b w:val="false"/>
-                <w:bCs w:val="false"/>
-                <w:sz w:val="24"/>
-                <w:szCs w:val="24"/>
-              </w:rPr>
-              <w:t xml:space="preserve">Принял:</w:t>
-            </w:r>
-          </w:p>
-        </w:tc>
-      </w:tr>
-      <w:tr>
-        <w:tc>
-          <w:tcPr>
-            <w:tcW w:type="dxa" w:w="4677"/>
-            <w:vAlign w:val="center"/>
-          </w:tcPr>
-          <w:p>
-            <w:pPr>
-              <w:spacing w:after="40" w:before="40"/>
-              <w:jc w:val="left"/>
-            </w:pPr>
-            <w:r>
-              <w:rPr>
-                <w:rFonts w:ascii="Times New Roman" w:cs="Times New Roman" w:eastAsia="Times New Roman" w:hAnsi="Times New Roman"/>
-                <w:b w:val="false"/>
-                <w:bCs w:val="false"/>
-                <w:sz w:val="24"/>
-                <w:szCs w:val="24"/>
-              </w:rPr>
-              <w:t xml:space="preserve">{{ company.signer_position }}</w:t>
-            </w:r>
-          </w:p>
-          <w:p>
-            <w:pPr>
-              <w:spacing w:after="40" w:before="40"/>
-              <w:jc w:val="left"/>
-            </w:pPr>
-            <w:r>
-              <w:rPr>
-                <w:rFonts w:ascii="Times New Roman" w:cs="Times New Roman" w:eastAsia="Times New Roman" w:hAnsi="Times New Roman"/>
-                <w:b w:val="false"/>
-                <w:bCs w:val="false"/>
-                <w:sz w:val="24"/>
-                <w:szCs w:val="24"/>
-              </w:rPr>
-              <w:t xml:space="preserve"/>
-            </w:r>
-          </w:p>
-          <w:p>
-            <w:pPr>
-              <w:spacing w:after="40" w:before="40"/>
-              <w:jc w:val="left"/>
-            </w:pPr>
-            <w:r>
-              <w:rPr>
-                <w:rFonts w:ascii="Times New Roman" w:cs="Times New Roman" w:eastAsia="Times New Roman" w:hAnsi="Times New Roman"/>
-                <w:b w:val="false"/>
-                <w:bCs w:val="false"/>
-                <w:sz w:val="24"/>
-                <w:szCs w:val="24"/>
-              </w:rPr>
-              <w:t xml:space="preserve">__________________ / {{ company.signer_fio_short }}</w:t>
-            </w:r>
-          </w:p>
-          <w:p>
-            <w:pPr>
-              <w:spacing w:after="40" w:before="40"/>
-              <w:jc w:val="left"/>
-            </w:pPr>
-            <w:r>
-              <w:rPr>
-                <w:rFonts w:ascii="Times New Roman" w:cs="Times New Roman" w:eastAsia="Times New Roman" w:hAnsi="Times New Roman"/>
-                <w:b w:val="false"/>
-                <w:bCs w:val="false"/>
-                <w:sz w:val="24"/>
-                <w:szCs w:val="24"/>
-              </w:rPr>
-              <w:t xml:space="preserve"/>
-            </w:r>
-          </w:p>
-          <w:p>
-            <w:pPr>
-              <w:spacing w:after="40" w:before="40"/>
-              <w:jc w:val="left"/>
-            </w:pPr>
-            <w:r>
-              <w:rPr>
-                <w:rFonts w:ascii="Times New Roman" w:cs="Times New Roman" w:eastAsia="Times New Roman" w:hAnsi="Times New Roman"/>
-                <w:b w:val="false"/>
-                <w:bCs w:val="false"/>
-                <w:sz w:val="24"/>
-                <w:szCs w:val="24"/>
-              </w:rPr>
-              <w:t xml:space="preserve">«___» ____________ 20___ г.</w:t>
-            </w:r>
-          </w:p>
-        </w:tc>
-        <w:tc>
-          <w:tcPr>
-            <w:tcW w:type="dxa" w:w="4678"/>
-            <w:vAlign w:val="center"/>
-          </w:tcPr>
-          <w:p>
-            <w:pPr>
-              <w:spacing w:after="40" w:before="40"/>
-              <w:jc w:val="left"/>
-            </w:pPr>
-            <w:r>
-              <w:rPr>
-                <w:rFonts w:ascii="Times New Roman" w:cs="Times New Roman" w:eastAsia="Times New Roman" w:hAnsi="Times New Roman"/>
-                <w:b w:val="false"/>
-                <w:bCs w:val="false"/>
-                <w:sz w:val="24"/>
-                <w:szCs w:val="24"/>
-              </w:rPr>
-              <w:t xml:space="preserve">{{ employment.position }}</w:t>
-            </w:r>
-          </w:p>
-          <w:p>
-            <w:pPr>
-              <w:spacing w:after="40" w:before="40"/>
-              <w:jc w:val="left"/>
-            </w:pPr>
-            <w:r>
-              <w:rPr>
-                <w:rFonts w:ascii="Times New Roman" w:cs="Times New Roman" w:eastAsia="Times New Roman" w:hAnsi="Times New Roman"/>
-                <w:b w:val="false"/>
-                <w:bCs w:val="false"/>
-                <w:sz w:val="24"/>
-                <w:szCs w:val="24"/>
-              </w:rPr>
-              <w:t xml:space="preserve"/>
-            </w:r>
-          </w:p>
-          <w:p>
-            <w:pPr>
-              <w:spacing w:after="40" w:before="40"/>
-              <w:jc w:val="left"/>
-            </w:pPr>
-            <w:r>
-              <w:rPr>
-                <w:rFonts w:ascii="Times New Roman" w:cs="Times New Roman" w:eastAsia="Times New Roman" w:hAnsi="Times New Roman"/>
-                <w:b w:val="false"/>
-                <w:bCs w:val="false"/>
-                <w:sz w:val="24"/>
-                <w:szCs w:val="24"/>
-              </w:rPr>
-              <w:t xml:space="preserve">__________________ / {{ employee.fio_short }}</w:t>
-            </w:r>
-          </w:p>
-          <w:p>
-            <w:pPr>
-              <w:spacing w:after="40" w:before="40"/>
-              <w:jc w:val="left"/>
-            </w:pPr>
-            <w:r>
-              <w:rPr>
-                <w:rFonts w:ascii="Times New Roman" w:cs="Times New Roman" w:eastAsia="Times New Roman" w:hAnsi="Times New Roman"/>
-                <w:b w:val="false"/>
-                <w:bCs w:val="false"/>
-                <w:sz w:val="24"/>
-                <w:szCs w:val="24"/>
-              </w:rPr>
-              <w:t xml:space="preserve"/>
-            </w:r>
-          </w:p>
-          <w:p>
-            <w:pPr>
-              <w:spacing w:after="40" w:before="40"/>
-              <w:jc w:val="left"/>
-            </w:pPr>
-            <w:r>
-              <w:rPr>
-                <w:rFonts w:ascii="Times New Roman" w:cs="Times New Roman" w:eastAsia="Times New Roman" w:hAnsi="Times New Roman"/>
-                <w:b w:val="false"/>
-                <w:bCs w:val="false"/>
-                <w:sz w:val="24"/>
-                <w:szCs w:val="24"/>
-              </w:rPr>
-              <w:t xml:space="preserve">«___» ____________ 20___ г.</w:t>
-            </w:r>
-          </w:p>
-        </w:tc>
-      </w:tr>
-    </w:tbl>
+      <w:pPr>
+        <w:spacing w:after="0" w:before="240" w:line="276"/>
+        <w:jc w:val="both"/>
+      </w:pPr>
+      <w:r>
+        <w:rPr>
+          <w:rFonts w:ascii="Times New Roman" w:cs="Times New Roman" w:eastAsia="Times New Roman" w:hAnsi="Times New Roman"/>
+          <w:b w:val="false"/>
+          <w:bCs w:val="false"/>
+          <w:sz w:val="24"/>
+          <w:szCs w:val="24"/>
+        </w:rPr>
+        <w:t xml:space="preserve">Экземпляр Договора получил(а) на руки: __________________ / {{ employee.fio_short }}</w:t>
+      </w:r>
+    </w:p>
     <w:sectPr>
       <w:pgSz w:w="11906" w:h="16838" w:orient="portrait"/>
       <w:pgMar w:top="1134" w:right="850" w:bottom="1134" w:left="1701" w:header="708" w:footer="708" w:gutter="0"/>
